--- a/education/fr/04_Bibliotheque_cas.docx
+++ b/education/fr/04_Bibliotheque_cas.docx
@@ -318,22 +318,21 @@
         <w:jc w:val="start"/>
       </w:tblPr>
       <w:tblGrid>
-        <w:gridCol w:w="1250"/>
-        <w:gridCol w:w="869"/>
-        <w:gridCol w:w="1309"/>
-        <w:gridCol w:w="1329"/>
-        <w:gridCol w:w="1460"/>
-        <w:gridCol w:w="1565"/>
-        <w:gridCol w:w="1816"/>
+        <w:gridCol w:w="333"/>
+        <w:gridCol w:w="1093"/>
+        <w:gridCol w:w="2253"/>
+        <w:gridCol w:w="2063"/>
+        <w:gridCol w:w="691"/>
+        <w:gridCol w:w="416"/>
+        <w:gridCol w:w="2751"/>
       </w:tblGrid>
       <w:tr>
         <w:trPr>
           <w:tblHeader w:val="true"/>
-          <w:tblHeader/>
         </w:trPr>
         <w:tc>
           <w:tcPr>
-            <w:tcW w:w="1250" w:type="dxa"/>
+            <w:tcW w:type="dxa" w:w="333"/>
             <w:shd w:val="clear" w:color="auto" w:fill="123A5C"/>
           </w:tcPr>
           <w:p>
@@ -353,7 +352,7 @@
         </w:tc>
         <w:tc>
           <w:tcPr>
-            <w:tcW w:w="869" w:type="dxa"/>
+            <w:tcW w:type="dxa" w:w="1093"/>
             <w:shd w:val="clear" w:color="auto" w:fill="123A5C"/>
           </w:tcPr>
           <w:p>
@@ -373,7 +372,7 @@
         </w:tc>
         <w:tc>
           <w:tcPr>
-            <w:tcW w:w="1309" w:type="dxa"/>
+            <w:tcW w:type="dxa" w:w="2253"/>
             <w:shd w:val="clear" w:color="auto" w:fill="123A5C"/>
           </w:tcPr>
           <w:p>
@@ -393,7 +392,7 @@
         </w:tc>
         <w:tc>
           <w:tcPr>
-            <w:tcW w:w="1329" w:type="dxa"/>
+            <w:tcW w:type="dxa" w:w="2063"/>
             <w:shd w:val="clear" w:color="auto" w:fill="123A5C"/>
           </w:tcPr>
           <w:p>
@@ -413,7 +412,7 @@
         </w:tc>
         <w:tc>
           <w:tcPr>
-            <w:tcW w:w="1460" w:type="dxa"/>
+            <w:tcW w:type="dxa" w:w="691"/>
             <w:shd w:val="clear" w:color="auto" w:fill="123A5C"/>
           </w:tcPr>
           <w:p>
@@ -433,7 +432,7 @@
         </w:tc>
         <w:tc>
           <w:tcPr>
-            <w:tcW w:w="1565" w:type="dxa"/>
+            <w:tcW w:type="dxa" w:w="416"/>
             <w:shd w:val="clear" w:color="auto" w:fill="123A5C"/>
           </w:tcPr>
           <w:p>
@@ -453,7 +452,7 @@
         </w:tc>
         <w:tc>
           <w:tcPr>
-            <w:tcW w:w="1816" w:type="dxa"/>
+            <w:tcW w:type="dxa" w:w="2751"/>
             <w:shd w:val="clear" w:color="auto" w:fill="123A5C"/>
           </w:tcPr>
           <w:p>
@@ -475,7 +474,7 @@
       <w:tr>
         <w:tc>
           <w:tcPr>
-            <w:tcW w:w="1250" w:type="dxa"/>
+            <w:tcW w:type="dxa" w:w="333"/>
           </w:tcPr>
           <w:p>
             <w:pPr>
@@ -494,7 +493,7 @@
         </w:tc>
         <w:tc>
           <w:tcPr>
-            <w:tcW w:w="869" w:type="dxa"/>
+            <w:tcW w:type="dxa" w:w="1093"/>
           </w:tcPr>
           <w:p>
             <w:pPr>
@@ -509,7 +508,7 @@
         </w:tc>
         <w:tc>
           <w:tcPr>
-            <w:tcW w:w="1309" w:type="dxa"/>
+            <w:tcW w:type="dxa" w:w="2253"/>
           </w:tcPr>
           <w:p>
             <w:pPr>
@@ -524,7 +523,7 @@
         </w:tc>
         <w:tc>
           <w:tcPr>
-            <w:tcW w:w="1329" w:type="dxa"/>
+            <w:tcW w:type="dxa" w:w="2063"/>
           </w:tcPr>
           <w:p>
             <w:pPr>
@@ -539,7 +538,7 @@
         </w:tc>
         <w:tc>
           <w:tcPr>
-            <w:tcW w:w="1460" w:type="dxa"/>
+            <w:tcW w:type="dxa" w:w="691"/>
           </w:tcPr>
           <w:p>
             <w:pPr>
@@ -554,7 +553,7 @@
         </w:tc>
         <w:tc>
           <w:tcPr>
-            <w:tcW w:w="1565" w:type="dxa"/>
+            <w:tcW w:type="dxa" w:w="416"/>
           </w:tcPr>
           <w:p>
             <w:pPr>
@@ -569,7 +568,7 @@
         </w:tc>
         <w:tc>
           <w:tcPr>
-            <w:tcW w:w="1816" w:type="dxa"/>
+            <w:tcW w:type="dxa" w:w="2751"/>
           </w:tcPr>
           <w:p>
             <w:pPr>
@@ -586,7 +585,7 @@
       <w:tr>
         <w:tc>
           <w:tcPr>
-            <w:tcW w:w="1250" w:type="dxa"/>
+            <w:tcW w:type="dxa" w:w="333"/>
           </w:tcPr>
           <w:p>
             <w:pPr>
@@ -605,7 +604,7 @@
         </w:tc>
         <w:tc>
           <w:tcPr>
-            <w:tcW w:w="869" w:type="dxa"/>
+            <w:tcW w:type="dxa" w:w="1093"/>
           </w:tcPr>
           <w:p>
             <w:pPr>
@@ -620,7 +619,7 @@
         </w:tc>
         <w:tc>
           <w:tcPr>
-            <w:tcW w:w="1309" w:type="dxa"/>
+            <w:tcW w:type="dxa" w:w="2253"/>
           </w:tcPr>
           <w:p>
             <w:pPr>
@@ -635,7 +634,7 @@
         </w:tc>
         <w:tc>
           <w:tcPr>
-            <w:tcW w:w="1329" w:type="dxa"/>
+            <w:tcW w:type="dxa" w:w="2063"/>
           </w:tcPr>
           <w:p>
             <w:pPr>
@@ -650,7 +649,7 @@
         </w:tc>
         <w:tc>
           <w:tcPr>
-            <w:tcW w:w="1460" w:type="dxa"/>
+            <w:tcW w:type="dxa" w:w="691"/>
           </w:tcPr>
           <w:p>
             <w:pPr>
@@ -665,7 +664,7 @@
         </w:tc>
         <w:tc>
           <w:tcPr>
-            <w:tcW w:w="1565" w:type="dxa"/>
+            <w:tcW w:type="dxa" w:w="416"/>
           </w:tcPr>
           <w:p>
             <w:pPr>
@@ -680,7 +679,7 @@
         </w:tc>
         <w:tc>
           <w:tcPr>
-            <w:tcW w:w="1816" w:type="dxa"/>
+            <w:tcW w:type="dxa" w:w="2751"/>
           </w:tcPr>
           <w:p>
             <w:pPr>
@@ -707,7 +706,7 @@
       <w:tr>
         <w:tc>
           <w:tcPr>
-            <w:tcW w:w="1250" w:type="dxa"/>
+            <w:tcW w:type="dxa" w:w="333"/>
           </w:tcPr>
           <w:p>
             <w:pPr>
@@ -726,7 +725,7 @@
         </w:tc>
         <w:tc>
           <w:tcPr>
-            <w:tcW w:w="869" w:type="dxa"/>
+            <w:tcW w:type="dxa" w:w="1093"/>
           </w:tcPr>
           <w:p>
             <w:pPr>
@@ -741,7 +740,7 @@
         </w:tc>
         <w:tc>
           <w:tcPr>
-            <w:tcW w:w="1309" w:type="dxa"/>
+            <w:tcW w:type="dxa" w:w="2253"/>
           </w:tcPr>
           <w:p>
             <w:pPr>
@@ -756,7 +755,7 @@
         </w:tc>
         <w:tc>
           <w:tcPr>
-            <w:tcW w:w="1329" w:type="dxa"/>
+            <w:tcW w:type="dxa" w:w="2063"/>
           </w:tcPr>
           <w:p>
             <w:pPr>
@@ -771,7 +770,7 @@
         </w:tc>
         <w:tc>
           <w:tcPr>
-            <w:tcW w:w="1460" w:type="dxa"/>
+            <w:tcW w:type="dxa" w:w="691"/>
           </w:tcPr>
           <w:p>
             <w:pPr>
@@ -786,7 +785,7 @@
         </w:tc>
         <w:tc>
           <w:tcPr>
-            <w:tcW w:w="1565" w:type="dxa"/>
+            <w:tcW w:type="dxa" w:w="416"/>
           </w:tcPr>
           <w:p>
             <w:pPr>
@@ -801,7 +800,7 @@
         </w:tc>
         <w:tc>
           <w:tcPr>
-            <w:tcW w:w="1816" w:type="dxa"/>
+            <w:tcW w:type="dxa" w:w="2751"/>
           </w:tcPr>
           <w:p>
             <w:pPr>
@@ -818,7 +817,7 @@
       <w:tr>
         <w:tc>
           <w:tcPr>
-            <w:tcW w:w="1250" w:type="dxa"/>
+            <w:tcW w:type="dxa" w:w="333"/>
           </w:tcPr>
           <w:p>
             <w:pPr>
@@ -837,7 +836,7 @@
         </w:tc>
         <w:tc>
           <w:tcPr>
-            <w:tcW w:w="869" w:type="dxa"/>
+            <w:tcW w:type="dxa" w:w="1093"/>
           </w:tcPr>
           <w:p>
             <w:pPr>
@@ -852,7 +851,7 @@
         </w:tc>
         <w:tc>
           <w:tcPr>
-            <w:tcW w:w="1309" w:type="dxa"/>
+            <w:tcW w:type="dxa" w:w="2253"/>
           </w:tcPr>
           <w:p>
             <w:pPr>
@@ -867,7 +866,7 @@
         </w:tc>
         <w:tc>
           <w:tcPr>
-            <w:tcW w:w="1329" w:type="dxa"/>
+            <w:tcW w:type="dxa" w:w="2063"/>
           </w:tcPr>
           <w:p>
             <w:pPr>
@@ -882,7 +881,7 @@
         </w:tc>
         <w:tc>
           <w:tcPr>
-            <w:tcW w:w="1460" w:type="dxa"/>
+            <w:tcW w:type="dxa" w:w="691"/>
           </w:tcPr>
           <w:p>
             <w:pPr>
@@ -897,7 +896,7 @@
         </w:tc>
         <w:tc>
           <w:tcPr>
-            <w:tcW w:w="1565" w:type="dxa"/>
+            <w:tcW w:type="dxa" w:w="416"/>
           </w:tcPr>
           <w:p>
             <w:pPr>
@@ -912,7 +911,7 @@
         </w:tc>
         <w:tc>
           <w:tcPr>
-            <w:tcW w:w="1816" w:type="dxa"/>
+            <w:tcW w:type="dxa" w:w="2751"/>
           </w:tcPr>
           <w:p>
             <w:pPr>
@@ -929,7 +928,7 @@
       <w:tr>
         <w:tc>
           <w:tcPr>
-            <w:tcW w:w="1250" w:type="dxa"/>
+            <w:tcW w:type="dxa" w:w="333"/>
           </w:tcPr>
           <w:p>
             <w:pPr>
@@ -948,7 +947,7 @@
         </w:tc>
         <w:tc>
           <w:tcPr>
-            <w:tcW w:w="869" w:type="dxa"/>
+            <w:tcW w:type="dxa" w:w="1093"/>
           </w:tcPr>
           <w:p>
             <w:pPr>
@@ -963,7 +962,7 @@
         </w:tc>
         <w:tc>
           <w:tcPr>
-            <w:tcW w:w="1309" w:type="dxa"/>
+            <w:tcW w:type="dxa" w:w="2253"/>
           </w:tcPr>
           <w:p>
             <w:pPr>
@@ -978,7 +977,7 @@
         </w:tc>
         <w:tc>
           <w:tcPr>
-            <w:tcW w:w="1329" w:type="dxa"/>
+            <w:tcW w:type="dxa" w:w="2063"/>
           </w:tcPr>
           <w:p>
             <w:pPr>
@@ -993,7 +992,7 @@
         </w:tc>
         <w:tc>
           <w:tcPr>
-            <w:tcW w:w="1460" w:type="dxa"/>
+            <w:tcW w:type="dxa" w:w="691"/>
           </w:tcPr>
           <w:p>
             <w:pPr>
@@ -1008,7 +1007,7 @@
         </w:tc>
         <w:tc>
           <w:tcPr>
-            <w:tcW w:w="1565" w:type="dxa"/>
+            <w:tcW w:type="dxa" w:w="416"/>
           </w:tcPr>
           <w:p>
             <w:pPr>
@@ -1023,7 +1022,7 @@
         </w:tc>
         <w:tc>
           <w:tcPr>
-            <w:tcW w:w="1816" w:type="dxa"/>
+            <w:tcW w:type="dxa" w:w="2751"/>
           </w:tcPr>
           <w:p>
             <w:pPr>
@@ -1653,7 +1652,7 @@
         <w:t xml:space="preserve"> </w:t>
       </w:r>
       <w:r>
-        <w:t xml:space="preserve">Des décisions de confinement aux conséquences cliniques ; la question de savoir si la tolérance devrait différer entre les systèmes administratifs et les systèmes de soins ; la priorisation avec une équipe de deux personnes. L’évaluation CRG publiée (30 scénarios ; risque estimé de 84 491 et risque résiduel de 41 104) et la trousse de simulation MediBec de l’application de bureau (trois semaines d’activité du SOC) en font le cas tout désigné pour les laboratoires.</w:t>
+        <w:t xml:space="preserve">Des décisions de confinement aux conséquences cliniques ; la question de savoir si la tolérance devrait différer entre les systèmes administratifs et les systèmes de soins ; la priorisation avec une équipe de deux personnes. L’évaluation CRG publiée (30 scénarios ; risque estimé de 84 305 et risque résiduel de 41 023) et la trousse de simulation MediBec de l’application de bureau (trois semaines d’activité du SOC) en font le cas tout désigné pour les laboratoires.</w:t>
       </w:r>
     </w:p>
     <w:bookmarkEnd w:id="24"/>
@@ -1794,7 +1793,7 @@
         <w:t xml:space="preserve"> </w:t>
       </w:r>
       <w:r>
-        <w:t xml:space="preserve">Conçu pour le travail A1 avec le classeur CRG ; sécurité des paiements ; budgétisation par rapport à la ligne directrice de 4 % à 12 % ; une formulation délicate concernant le ciblage fondé sur l’identité, que les enseignants voudront peut-être présenter en classe.</w:t>
+        <w:t xml:space="preserve">Conçu pour le travail A1 avec le classeur CRG ; sécurité des paiements ; budgétisation par rapport à la cible cohérente avec l’appétence (7,8 % du budget TI à l’appétence de 0,5 du cas) ; une formulation délicate concernant le ciblage fondé sur l’identité, que les enseignants voudront peut-être présenter en classe.</w:t>
       </w:r>
     </w:p>
     <w:bookmarkEnd w:id="25"/>
@@ -2137,7 +2136,7 @@
     </w:p>
     <w:bookmarkEnd w:id="29"/>
     <w:sectPr>
-      <w:footerReference w:type="default" r:id="rId9"/>
+      <w:footerReference r:id="rId9" w:type="default"/>
       <w:pgMar w:bottom="1134" w:left="1247" w:right="1247" w:top="1134"/>
     </w:sectPr>
   </w:body>
@@ -3008,7 +3007,7 @@
       <w:color w:themeColor="accent1" w:themeShade="BF" w:val="365F91"/>
     </w:rPr>
   </w:style>
-  <w:style w:type="paragraph" w:customStyle="1" w:styleId="SourceCode">
+  <w:style w:customStyle="1" w:styleId="SourceCode" w:type="paragraph">
     <w:name w:val="Source Code"/>
     <w:basedOn w:val="Normal"/>
     <w:link w:val="VerbatimChar"/>
@@ -3016,7 +3015,7 @@
       <w:wordWrap w:val="off"/>
     </w:pPr>
   </w:style>
-  <w:style w:type="character" w:customStyle="1" w:styleId="KeywordTok">
+  <w:style w:customStyle="1" w:styleId="KeywordTok" w:type="character">
     <w:name w:val="KeywordTok"/>
     <w:basedOn w:val="VerbatimChar"/>
     <w:rPr>
@@ -3024,77 +3023,77 @@
       <w:b/>
     </w:rPr>
   </w:style>
-  <w:style w:type="character" w:customStyle="1" w:styleId="DataTypeTok">
+  <w:style w:customStyle="1" w:styleId="DataTypeTok" w:type="character">
     <w:name w:val="DataTypeTok"/>
     <w:basedOn w:val="VerbatimChar"/>
     <w:rPr>
       <w:color w:val="902000"/>
     </w:rPr>
   </w:style>
-  <w:style w:type="character" w:customStyle="1" w:styleId="DecValTok">
+  <w:style w:customStyle="1" w:styleId="DecValTok" w:type="character">
     <w:name w:val="DecValTok"/>
     <w:basedOn w:val="VerbatimChar"/>
     <w:rPr>
       <w:color w:val="40a070"/>
     </w:rPr>
   </w:style>
-  <w:style w:type="character" w:customStyle="1" w:styleId="BaseNTok">
+  <w:style w:customStyle="1" w:styleId="BaseNTok" w:type="character">
     <w:name w:val="BaseNTok"/>
     <w:basedOn w:val="VerbatimChar"/>
     <w:rPr>
       <w:color w:val="40a070"/>
     </w:rPr>
   </w:style>
-  <w:style w:type="character" w:customStyle="1" w:styleId="FloatTok">
+  <w:style w:customStyle="1" w:styleId="FloatTok" w:type="character">
     <w:name w:val="FloatTok"/>
     <w:basedOn w:val="VerbatimChar"/>
     <w:rPr>
       <w:color w:val="40a070"/>
     </w:rPr>
   </w:style>
-  <w:style w:type="character" w:customStyle="1" w:styleId="ConstantTok">
+  <w:style w:customStyle="1" w:styleId="ConstantTok" w:type="character">
     <w:name w:val="ConstantTok"/>
     <w:basedOn w:val="VerbatimChar"/>
     <w:rPr>
       <w:color w:val="880000"/>
     </w:rPr>
   </w:style>
-  <w:style w:type="character" w:customStyle="1" w:styleId="CharTok">
+  <w:style w:customStyle="1" w:styleId="CharTok" w:type="character">
     <w:name w:val="CharTok"/>
     <w:basedOn w:val="VerbatimChar"/>
     <w:rPr>
       <w:color w:val="4070a0"/>
     </w:rPr>
   </w:style>
-  <w:style w:type="character" w:customStyle="1" w:styleId="SpecialCharTok">
+  <w:style w:customStyle="1" w:styleId="SpecialCharTok" w:type="character">
     <w:name w:val="SpecialCharTok"/>
     <w:basedOn w:val="VerbatimChar"/>
     <w:rPr>
       <w:color w:val="4070a0"/>
     </w:rPr>
   </w:style>
-  <w:style w:type="character" w:customStyle="1" w:styleId="StringTok">
+  <w:style w:customStyle="1" w:styleId="StringTok" w:type="character">
     <w:name w:val="StringTok"/>
     <w:basedOn w:val="VerbatimChar"/>
     <w:rPr>
       <w:color w:val="4070a0"/>
     </w:rPr>
   </w:style>
-  <w:style w:type="character" w:customStyle="1" w:styleId="VerbatimStringTok">
+  <w:style w:customStyle="1" w:styleId="VerbatimStringTok" w:type="character">
     <w:name w:val="VerbatimStringTok"/>
     <w:basedOn w:val="VerbatimChar"/>
     <w:rPr>
       <w:color w:val="4070a0"/>
     </w:rPr>
   </w:style>
-  <w:style w:type="character" w:customStyle="1" w:styleId="SpecialStringTok">
+  <w:style w:customStyle="1" w:styleId="SpecialStringTok" w:type="character">
     <w:name w:val="SpecialStringTok"/>
     <w:basedOn w:val="VerbatimChar"/>
     <w:rPr>
       <w:color w:val="bb6688"/>
     </w:rPr>
   </w:style>
-  <w:style w:type="character" w:customStyle="1" w:styleId="ImportTok">
+  <w:style w:customStyle="1" w:styleId="ImportTok" w:type="character">
     <w:name w:val="ImportTok"/>
     <w:basedOn w:val="VerbatimChar"/>
     <w:rPr>
@@ -3102,7 +3101,7 @@
       <w:b/>
     </w:rPr>
   </w:style>
-  <w:style w:type="character" w:customStyle="1" w:styleId="CommentTok">
+  <w:style w:customStyle="1" w:styleId="CommentTok" w:type="character">
     <w:name w:val="CommentTok"/>
     <w:basedOn w:val="VerbatimChar"/>
     <w:rPr>
@@ -3110,7 +3109,7 @@
       <w:i/>
     </w:rPr>
   </w:style>
-  <w:style w:type="character" w:customStyle="1" w:styleId="DocumentationTok">
+  <w:style w:customStyle="1" w:styleId="DocumentationTok" w:type="character">
     <w:name w:val="DocumentationTok"/>
     <w:basedOn w:val="VerbatimChar"/>
     <w:rPr>
@@ -3118,7 +3117,7 @@
       <w:i/>
     </w:rPr>
   </w:style>
-  <w:style w:type="character" w:customStyle="1" w:styleId="AnnotationTok">
+  <w:style w:customStyle="1" w:styleId="AnnotationTok" w:type="character">
     <w:name w:val="AnnotationTok"/>
     <w:basedOn w:val="VerbatimChar"/>
     <w:rPr>
@@ -3127,7 +3126,7 @@
       <w:i/>
     </w:rPr>
   </w:style>
-  <w:style w:type="character" w:customStyle="1" w:styleId="CommentVarTok">
+  <w:style w:customStyle="1" w:styleId="CommentVarTok" w:type="character">
     <w:name w:val="CommentVarTok"/>
     <w:basedOn w:val="VerbatimChar"/>
     <w:rPr>
@@ -3136,28 +3135,28 @@
       <w:i/>
     </w:rPr>
   </w:style>
-  <w:style w:type="character" w:customStyle="1" w:styleId="OtherTok">
+  <w:style w:customStyle="1" w:styleId="OtherTok" w:type="character">
     <w:name w:val="OtherTok"/>
     <w:basedOn w:val="VerbatimChar"/>
     <w:rPr>
       <w:color w:val="007020"/>
     </w:rPr>
   </w:style>
-  <w:style w:type="character" w:customStyle="1" w:styleId="FunctionTok">
+  <w:style w:customStyle="1" w:styleId="FunctionTok" w:type="character">
     <w:name w:val="FunctionTok"/>
     <w:basedOn w:val="VerbatimChar"/>
     <w:rPr>
       <w:color w:val="06287e"/>
     </w:rPr>
   </w:style>
-  <w:style w:type="character" w:customStyle="1" w:styleId="VariableTok">
+  <w:style w:customStyle="1" w:styleId="VariableTok" w:type="character">
     <w:name w:val="VariableTok"/>
     <w:basedOn w:val="VerbatimChar"/>
     <w:rPr>
       <w:color w:val="19177c"/>
     </w:rPr>
   </w:style>
-  <w:style w:type="character" w:customStyle="1" w:styleId="ControlFlowTok">
+  <w:style w:customStyle="1" w:styleId="ControlFlowTok" w:type="character">
     <w:name w:val="ControlFlowTok"/>
     <w:basedOn w:val="VerbatimChar"/>
     <w:rPr>
@@ -3165,45 +3164,45 @@
       <w:b/>
     </w:rPr>
   </w:style>
-  <w:style w:type="character" w:customStyle="1" w:styleId="OperatorTok">
+  <w:style w:customStyle="1" w:styleId="OperatorTok" w:type="character">
     <w:name w:val="OperatorTok"/>
     <w:basedOn w:val="VerbatimChar"/>
     <w:rPr>
       <w:color w:val="666666"/>
     </w:rPr>
   </w:style>
-  <w:style w:type="character" w:customStyle="1" w:styleId="BuiltInTok">
+  <w:style w:customStyle="1" w:styleId="BuiltInTok" w:type="character">
     <w:name w:val="BuiltInTok"/>
     <w:basedOn w:val="VerbatimChar"/>
     <w:rPr>
       <w:color w:val="008000"/>
     </w:rPr>
   </w:style>
-  <w:style w:type="character" w:customStyle="1" w:styleId="ExtensionTok">
+  <w:style w:customStyle="1" w:styleId="ExtensionTok" w:type="character">
     <w:name w:val="ExtensionTok"/>
     <w:basedOn w:val="VerbatimChar"/>
     <w:rPr/>
   </w:style>
-  <w:style w:type="character" w:customStyle="1" w:styleId="PreprocessorTok">
+  <w:style w:customStyle="1" w:styleId="PreprocessorTok" w:type="character">
     <w:name w:val="PreprocessorTok"/>
     <w:basedOn w:val="VerbatimChar"/>
     <w:rPr>
       <w:color w:val="bc7a00"/>
     </w:rPr>
   </w:style>
-  <w:style w:type="character" w:customStyle="1" w:styleId="AttributeTok">
+  <w:style w:customStyle="1" w:styleId="AttributeTok" w:type="character">
     <w:name w:val="AttributeTok"/>
     <w:basedOn w:val="VerbatimChar"/>
     <w:rPr>
       <w:color w:val="7d9029"/>
     </w:rPr>
   </w:style>
-  <w:style w:type="character" w:customStyle="1" w:styleId="RegionMarkerTok">
+  <w:style w:customStyle="1" w:styleId="RegionMarkerTok" w:type="character">
     <w:name w:val="RegionMarkerTok"/>
     <w:basedOn w:val="VerbatimChar"/>
     <w:rPr/>
   </w:style>
-  <w:style w:type="character" w:customStyle="1" w:styleId="InformationTok">
+  <w:style w:customStyle="1" w:styleId="InformationTok" w:type="character">
     <w:name w:val="InformationTok"/>
     <w:basedOn w:val="VerbatimChar"/>
     <w:rPr>
@@ -3212,7 +3211,7 @@
       <w:i/>
     </w:rPr>
   </w:style>
-  <w:style w:type="character" w:customStyle="1" w:styleId="WarningTok">
+  <w:style w:customStyle="1" w:styleId="WarningTok" w:type="character">
     <w:name w:val="WarningTok"/>
     <w:basedOn w:val="VerbatimChar"/>
     <w:rPr>
@@ -3221,7 +3220,7 @@
       <w:i/>
     </w:rPr>
   </w:style>
-  <w:style w:type="character" w:customStyle="1" w:styleId="AlertTok">
+  <w:style w:customStyle="1" w:styleId="AlertTok" w:type="character">
     <w:name w:val="AlertTok"/>
     <w:basedOn w:val="VerbatimChar"/>
     <w:rPr>
@@ -3229,7 +3228,7 @@
       <w:b/>
     </w:rPr>
   </w:style>
-  <w:style w:type="character" w:customStyle="1" w:styleId="ErrorTok">
+  <w:style w:customStyle="1" w:styleId="ErrorTok" w:type="character">
     <w:name w:val="ErrorTok"/>
     <w:basedOn w:val="VerbatimChar"/>
     <w:rPr>
@@ -3237,7 +3236,7 @@
       <w:b/>
     </w:rPr>
   </w:style>
-  <w:style w:type="character" w:customStyle="1" w:styleId="NormalTok">
+  <w:style w:customStyle="1" w:styleId="NormalTok" w:type="character">
     <w:name w:val="NormalTok"/>
     <w:basedOn w:val="VerbatimChar"/>
     <w:rPr/>
